--- a/lab-c/AI1-LC-gr3-Droma-Wojciech.docx
+++ b/lab-c/AI1-LC-gr3-Droma-Wojciech.docx
@@ -2103,14 +2103,12 @@
         <w:pStyle w:val="Zadanie"/>
       </w:pPr>
       <w:r>
-        <w:rPr>
-          <w:noProof/>
-        </w:rPr>
+        <w:lastRenderedPageBreak/>
         <w:drawing>
-          <wp:inline distT="0" distB="0" distL="0" distR="0" wp14:anchorId="5AB48743" wp14:editId="58B4CA02">
-            <wp:extent cx="6645910" cy="981075"/>
-            <wp:effectExtent l="0" t="0" r="2540" b="9525"/>
-            <wp:docPr id="1027073328" name="Obraz 1027073328"/>
+          <wp:inline distT="0" distB="0" distL="0" distR="0" wp14:anchorId="07AA1119" wp14:editId="1C58E378">
+            <wp:extent cx="6645910" cy="6361430"/>
+            <wp:effectExtent l="0" t="0" r="0" b="0"/>
+            <wp:docPr id="1072919277" name="Obraz 1"/>
             <wp:cNvGraphicFramePr>
               <a:graphicFrameLocks xmlns:a="http://schemas.openxmlformats.org/drawingml/2006/main" noChangeAspect="1"/>
             </wp:cNvGraphicFramePr>
@@ -2118,36 +2116,23 @@
               <a:graphicData uri="http://schemas.openxmlformats.org/drawingml/2006/picture">
                 <pic:pic xmlns:pic="http://schemas.openxmlformats.org/drawingml/2006/picture">
                   <pic:nvPicPr>
-                    <pic:cNvPr id="0" name="Picture 1"/>
-                    <pic:cNvPicPr>
-                      <a:picLocks noChangeAspect="1" noChangeArrowheads="1"/>
-                    </pic:cNvPicPr>
+                    <pic:cNvPr id="1072919277" name=""/>
+                    <pic:cNvPicPr/>
                   </pic:nvPicPr>
                   <pic:blipFill>
-                    <a:blip r:embed="rId12">
-                      <a:extLst>
-                        <a:ext uri="{28A0092B-C50C-407E-A947-70E740481C1C}">
-                          <a14:useLocalDpi xmlns:a14="http://schemas.microsoft.com/office/drawing/2010/main" val="0"/>
-                        </a:ext>
-                      </a:extLst>
-                    </a:blip>
-                    <a:srcRect/>
+                    <a:blip r:embed="rId12"/>
                     <a:stretch>
                       <a:fillRect/>
                     </a:stretch>
                   </pic:blipFill>
-                  <pic:spPr bwMode="auto">
+                  <pic:spPr>
                     <a:xfrm>
                       <a:off x="0" y="0"/>
-                      <a:ext cx="6645910" cy="981075"/>
+                      <a:ext cx="6645910" cy="6361430"/>
                     </a:xfrm>
                     <a:prstGeom prst="rect">
                       <a:avLst/>
                     </a:prstGeom>
-                    <a:noFill/>
-                    <a:ln>
-                      <a:noFill/>
-                    </a:ln>
                   </pic:spPr>
                 </pic:pic>
               </a:graphicData>
@@ -2234,34 +2219,34 @@
         <w:pStyle w:val="Zadanie"/>
       </w:pPr>
       <w:r>
+        <w:t>Wstaw zrzut</w:t>
+      </w:r>
+      <w:r>
+        <w:t xml:space="preserve">y ekranu z załadowaną dynamiczną mapą, inną lokalizacją na mapie, </w:t>
+      </w:r>
+      <w:r>
+        <w:t>innym przybliżeniem mapy:</w:t>
+      </w:r>
+    </w:p>
+    <w:p>
+      <w:pPr>
+        <w:pStyle w:val="Zadanie"/>
+      </w:pPr>
+    </w:p>
+    <w:p>
+      <w:pPr>
+        <w:pStyle w:val="Zadanie"/>
+      </w:pPr>
+      <w:r>
+        <w:rPr>
+          <w:noProof/>
+        </w:rPr>
         <w:lastRenderedPageBreak/>
-        <w:t>Wstaw zrzut</w:t>
-      </w:r>
-      <w:r>
-        <w:t xml:space="preserve">y ekranu z załadowaną dynamiczną mapą, inną lokalizacją na mapie, </w:t>
-      </w:r>
-      <w:r>
-        <w:t>innym przybliżeniem mapy:</w:t>
-      </w:r>
-    </w:p>
-    <w:p>
-      <w:pPr>
-        <w:pStyle w:val="Zadanie"/>
-      </w:pPr>
-    </w:p>
-    <w:p>
-      <w:pPr>
-        <w:pStyle w:val="Zadanie"/>
-      </w:pPr>
-      <w:r>
-        <w:rPr>
-          <w:noProof/>
-        </w:rPr>
         <w:drawing>
-          <wp:inline distT="0" distB="0" distL="0" distR="0" wp14:anchorId="094C58DA" wp14:editId="5E9EAA05">
-            <wp:extent cx="2026920" cy="1295400"/>
-            <wp:effectExtent l="0" t="0" r="0" b="0"/>
-            <wp:docPr id="1631104115" name="Obraz 1631104115"/>
+          <wp:inline distT="0" distB="0" distL="0" distR="0" wp14:anchorId="0398B4C7" wp14:editId="60A9F8B4">
+            <wp:extent cx="2149380" cy="2162175"/>
+            <wp:effectExtent l="0" t="0" r="3810" b="0"/>
+            <wp:docPr id="2061376901" name="Obraz 1"/>
             <wp:cNvGraphicFramePr>
               <a:graphicFrameLocks xmlns:a="http://schemas.openxmlformats.org/drawingml/2006/main" noChangeAspect="1"/>
             </wp:cNvGraphicFramePr>
@@ -2269,36 +2254,23 @@
               <a:graphicData uri="http://schemas.openxmlformats.org/drawingml/2006/picture">
                 <pic:pic xmlns:pic="http://schemas.openxmlformats.org/drawingml/2006/picture">
                   <pic:nvPicPr>
-                    <pic:cNvPr id="0" name="Picture 1"/>
-                    <pic:cNvPicPr>
-                      <a:picLocks noChangeAspect="1" noChangeArrowheads="1"/>
-                    </pic:cNvPicPr>
+                    <pic:cNvPr id="2061376901" name=""/>
+                    <pic:cNvPicPr/>
                   </pic:nvPicPr>
                   <pic:blipFill>
-                    <a:blip r:embed="rId12">
-                      <a:extLst>
-                        <a:ext uri="{28A0092B-C50C-407E-A947-70E740481C1C}">
-                          <a14:useLocalDpi xmlns:a14="http://schemas.microsoft.com/office/drawing/2010/main" val="0"/>
-                        </a:ext>
-                      </a:extLst>
-                    </a:blip>
-                    <a:srcRect/>
+                    <a:blip r:embed="rId13"/>
                     <a:stretch>
                       <a:fillRect/>
                     </a:stretch>
                   </pic:blipFill>
-                  <pic:spPr bwMode="auto">
+                  <pic:spPr>
                     <a:xfrm>
                       <a:off x="0" y="0"/>
-                      <a:ext cx="2026920" cy="1295400"/>
+                      <a:ext cx="2161093" cy="2173958"/>
                     </a:xfrm>
                     <a:prstGeom prst="rect">
                       <a:avLst/>
                     </a:prstGeom>
-                    <a:noFill/>
-                    <a:ln>
-                      <a:noFill/>
-                    </a:ln>
                   </pic:spPr>
                 </pic:pic>
               </a:graphicData>
@@ -2307,17 +2279,11 @@
         </w:drawing>
       </w:r>
       <w:r>
-        <w:t xml:space="preserve"> </w:t>
-      </w:r>
-      <w:r>
-        <w:rPr>
-          <w:noProof/>
-        </w:rPr>
         <w:drawing>
-          <wp:inline distT="0" distB="0" distL="0" distR="0" wp14:anchorId="2427D204" wp14:editId="26B09CA0">
-            <wp:extent cx="2026920" cy="1295400"/>
+          <wp:inline distT="0" distB="0" distL="0" distR="0" wp14:anchorId="12F39006" wp14:editId="198F5D03">
+            <wp:extent cx="2161691" cy="2181225"/>
             <wp:effectExtent l="0" t="0" r="0" b="0"/>
-            <wp:docPr id="1100545323" name="Obraz 1100545323"/>
+            <wp:docPr id="1336354172" name="Obraz 1"/>
             <wp:cNvGraphicFramePr>
               <a:graphicFrameLocks xmlns:a="http://schemas.openxmlformats.org/drawingml/2006/main" noChangeAspect="1"/>
             </wp:cNvGraphicFramePr>
@@ -2325,36 +2291,23 @@
               <a:graphicData uri="http://schemas.openxmlformats.org/drawingml/2006/picture">
                 <pic:pic xmlns:pic="http://schemas.openxmlformats.org/drawingml/2006/picture">
                   <pic:nvPicPr>
-                    <pic:cNvPr id="0" name="Picture 1"/>
-                    <pic:cNvPicPr>
-                      <a:picLocks noChangeAspect="1" noChangeArrowheads="1"/>
-                    </pic:cNvPicPr>
+                    <pic:cNvPr id="1336354172" name=""/>
+                    <pic:cNvPicPr/>
                   </pic:nvPicPr>
                   <pic:blipFill>
-                    <a:blip r:embed="rId12">
-                      <a:extLst>
-                        <a:ext uri="{28A0092B-C50C-407E-A947-70E740481C1C}">
-                          <a14:useLocalDpi xmlns:a14="http://schemas.microsoft.com/office/drawing/2010/main" val="0"/>
-                        </a:ext>
-                      </a:extLst>
-                    </a:blip>
-                    <a:srcRect/>
+                    <a:blip r:embed="rId14"/>
                     <a:stretch>
                       <a:fillRect/>
                     </a:stretch>
                   </pic:blipFill>
-                  <pic:spPr bwMode="auto">
+                  <pic:spPr>
                     <a:xfrm>
                       <a:off x="0" y="0"/>
-                      <a:ext cx="2026920" cy="1295400"/>
+                      <a:ext cx="2173712" cy="2193354"/>
                     </a:xfrm>
                     <a:prstGeom prst="rect">
                       <a:avLst/>
                     </a:prstGeom>
-                    <a:noFill/>
-                    <a:ln>
-                      <a:noFill/>
-                    </a:ln>
                   </pic:spPr>
                 </pic:pic>
               </a:graphicData>
@@ -2366,14 +2319,11 @@
         <w:t xml:space="preserve"> </w:t>
       </w:r>
       <w:r>
-        <w:rPr>
-          <w:noProof/>
-        </w:rPr>
         <w:drawing>
-          <wp:inline distT="0" distB="0" distL="0" distR="0" wp14:anchorId="3EDE45A5" wp14:editId="702296B1">
-            <wp:extent cx="2026920" cy="1295400"/>
-            <wp:effectExtent l="0" t="0" r="0" b="0"/>
-            <wp:docPr id="1700661213" name="Obraz 1700661213"/>
+          <wp:inline distT="0" distB="0" distL="0" distR="0" wp14:anchorId="75A604FE" wp14:editId="3664923B">
+            <wp:extent cx="2184228" cy="2190750"/>
+            <wp:effectExtent l="0" t="0" r="6985" b="0"/>
+            <wp:docPr id="2039691251" name="Obraz 1"/>
             <wp:cNvGraphicFramePr>
               <a:graphicFrameLocks xmlns:a="http://schemas.openxmlformats.org/drawingml/2006/main" noChangeAspect="1"/>
             </wp:cNvGraphicFramePr>
@@ -2381,36 +2331,23 @@
               <a:graphicData uri="http://schemas.openxmlformats.org/drawingml/2006/picture">
                 <pic:pic xmlns:pic="http://schemas.openxmlformats.org/drawingml/2006/picture">
                   <pic:nvPicPr>
-                    <pic:cNvPr id="0" name="Picture 1"/>
-                    <pic:cNvPicPr>
-                      <a:picLocks noChangeAspect="1" noChangeArrowheads="1"/>
-                    </pic:cNvPicPr>
+                    <pic:cNvPr id="2039691251" name=""/>
+                    <pic:cNvPicPr/>
                   </pic:nvPicPr>
                   <pic:blipFill>
-                    <a:blip r:embed="rId12">
-                      <a:extLst>
-                        <a:ext uri="{28A0092B-C50C-407E-A947-70E740481C1C}">
-                          <a14:useLocalDpi xmlns:a14="http://schemas.microsoft.com/office/drawing/2010/main" val="0"/>
-                        </a:ext>
-                      </a:extLst>
-                    </a:blip>
-                    <a:srcRect/>
+                    <a:blip r:embed="rId15"/>
                     <a:stretch>
                       <a:fillRect/>
                     </a:stretch>
                   </pic:blipFill>
-                  <pic:spPr bwMode="auto">
+                  <pic:spPr>
                     <a:xfrm>
                       <a:off x="0" y="0"/>
-                      <a:ext cx="2026920" cy="1295400"/>
+                      <a:ext cx="2194349" cy="2200901"/>
                     </a:xfrm>
                     <a:prstGeom prst="rect">
                       <a:avLst/>
                     </a:prstGeom>
-                    <a:noFill/>
-                    <a:ln>
-                      <a:noFill/>
-                    </a:ln>
                   </pic:spPr>
                 </pic:pic>
               </a:graphicData>
@@ -2521,10 +2458,10 @@
           <w:noProof/>
         </w:rPr>
         <w:drawing>
-          <wp:inline distT="0" distB="0" distL="0" distR="0" wp14:anchorId="0C1FF0DA" wp14:editId="406788FA">
-            <wp:extent cx="6645910" cy="981075"/>
-            <wp:effectExtent l="0" t="0" r="2540" b="9525"/>
-            <wp:docPr id="573888488" name="Obraz 573888488"/>
+          <wp:inline distT="0" distB="0" distL="0" distR="0" wp14:anchorId="3978B809" wp14:editId="2B87D5A9">
+            <wp:extent cx="6645910" cy="3352165"/>
+            <wp:effectExtent l="0" t="0" r="2540" b="635"/>
+            <wp:docPr id="1715338656" name="Obraz 1"/>
             <wp:cNvGraphicFramePr>
               <a:graphicFrameLocks xmlns:a="http://schemas.openxmlformats.org/drawingml/2006/main" noChangeAspect="1"/>
             </wp:cNvGraphicFramePr>
@@ -2532,36 +2469,23 @@
               <a:graphicData uri="http://schemas.openxmlformats.org/drawingml/2006/picture">
                 <pic:pic xmlns:pic="http://schemas.openxmlformats.org/drawingml/2006/picture">
                   <pic:nvPicPr>
-                    <pic:cNvPr id="0" name="Picture 1"/>
-                    <pic:cNvPicPr>
-                      <a:picLocks noChangeAspect="1" noChangeArrowheads="1"/>
-                    </pic:cNvPicPr>
+                    <pic:cNvPr id="1715338656" name=""/>
+                    <pic:cNvPicPr/>
                   </pic:nvPicPr>
                   <pic:blipFill>
-                    <a:blip r:embed="rId12">
-                      <a:extLst>
-                        <a:ext uri="{28A0092B-C50C-407E-A947-70E740481C1C}">
-                          <a14:useLocalDpi xmlns:a14="http://schemas.microsoft.com/office/drawing/2010/main" val="0"/>
-                        </a:ext>
-                      </a:extLst>
-                    </a:blip>
-                    <a:srcRect/>
+                    <a:blip r:embed="rId16"/>
                     <a:stretch>
                       <a:fillRect/>
                     </a:stretch>
                   </pic:blipFill>
-                  <pic:spPr bwMode="auto">
+                  <pic:spPr>
                     <a:xfrm>
                       <a:off x="0" y="0"/>
-                      <a:ext cx="6645910" cy="981075"/>
+                      <a:ext cx="6645910" cy="3352165"/>
                     </a:xfrm>
                     <a:prstGeom prst="rect">
                       <a:avLst/>
                     </a:prstGeom>
-                    <a:noFill/>
-                    <a:ln>
-                      <a:noFill/>
-                    </a:ln>
                   </pic:spPr>
                 </pic:pic>
               </a:graphicData>
@@ -2604,11 +2528,12 @@
         <w:rPr>
           <w:noProof/>
         </w:rPr>
+        <w:lastRenderedPageBreak/>
         <w:drawing>
-          <wp:inline distT="0" distB="0" distL="0" distR="0" wp14:anchorId="1823320C" wp14:editId="5D2DD5B7">
-            <wp:extent cx="6645910" cy="981075"/>
-            <wp:effectExtent l="0" t="0" r="2540" b="9525"/>
-            <wp:docPr id="948846669" name="Obraz 948846669"/>
+          <wp:inline distT="0" distB="0" distL="0" distR="0" wp14:anchorId="2FA27A51" wp14:editId="073B3C89">
+            <wp:extent cx="3191320" cy="3219899"/>
+            <wp:effectExtent l="0" t="0" r="9525" b="0"/>
+            <wp:docPr id="143386392" name="Obraz 1"/>
             <wp:cNvGraphicFramePr>
               <a:graphicFrameLocks xmlns:a="http://schemas.openxmlformats.org/drawingml/2006/main" noChangeAspect="1"/>
             </wp:cNvGraphicFramePr>
@@ -2616,36 +2541,23 @@
               <a:graphicData uri="http://schemas.openxmlformats.org/drawingml/2006/picture">
                 <pic:pic xmlns:pic="http://schemas.openxmlformats.org/drawingml/2006/picture">
                   <pic:nvPicPr>
-                    <pic:cNvPr id="0" name="Picture 1"/>
-                    <pic:cNvPicPr>
-                      <a:picLocks noChangeAspect="1" noChangeArrowheads="1"/>
-                    </pic:cNvPicPr>
+                    <pic:cNvPr id="143386392" name=""/>
+                    <pic:cNvPicPr/>
                   </pic:nvPicPr>
                   <pic:blipFill>
-                    <a:blip r:embed="rId12">
-                      <a:extLst>
-                        <a:ext uri="{28A0092B-C50C-407E-A947-70E740481C1C}">
-                          <a14:useLocalDpi xmlns:a14="http://schemas.microsoft.com/office/drawing/2010/main" val="0"/>
-                        </a:ext>
-                      </a:extLst>
-                    </a:blip>
-                    <a:srcRect/>
+                    <a:blip r:embed="rId17"/>
                     <a:stretch>
                       <a:fillRect/>
                     </a:stretch>
                   </pic:blipFill>
-                  <pic:spPr bwMode="auto">
+                  <pic:spPr>
                     <a:xfrm>
                       <a:off x="0" y="0"/>
-                      <a:ext cx="6645910" cy="981075"/>
+                      <a:ext cx="3191320" cy="3219899"/>
                     </a:xfrm>
                     <a:prstGeom prst="rect">
                       <a:avLst/>
                     </a:prstGeom>
-                    <a:noFill/>
-                    <a:ln>
-                      <a:noFill/>
-                    </a:ln>
                   </pic:spPr>
                 </pic:pic>
               </a:graphicData>
@@ -2749,10 +2661,10 @@
           <w:noProof/>
         </w:rPr>
         <w:drawing>
-          <wp:inline distT="0" distB="0" distL="0" distR="0" wp14:anchorId="418862EC" wp14:editId="2847DF70">
-            <wp:extent cx="6645910" cy="981075"/>
-            <wp:effectExtent l="0" t="0" r="2540" b="9525"/>
-            <wp:docPr id="941439451" name="Obraz 941439451"/>
+          <wp:inline distT="0" distB="0" distL="0" distR="0" wp14:anchorId="04724E11" wp14:editId="302994C1">
+            <wp:extent cx="3210373" cy="3181794"/>
+            <wp:effectExtent l="0" t="0" r="9525" b="0"/>
+            <wp:docPr id="899897465" name="Obraz 1"/>
             <wp:cNvGraphicFramePr>
               <a:graphicFrameLocks xmlns:a="http://schemas.openxmlformats.org/drawingml/2006/main" noChangeAspect="1"/>
             </wp:cNvGraphicFramePr>
@@ -2760,36 +2672,23 @@
               <a:graphicData uri="http://schemas.openxmlformats.org/drawingml/2006/picture">
                 <pic:pic xmlns:pic="http://schemas.openxmlformats.org/drawingml/2006/picture">
                   <pic:nvPicPr>
-                    <pic:cNvPr id="0" name="Picture 1"/>
-                    <pic:cNvPicPr>
-                      <a:picLocks noChangeAspect="1" noChangeArrowheads="1"/>
-                    </pic:cNvPicPr>
+                    <pic:cNvPr id="899897465" name=""/>
+                    <pic:cNvPicPr/>
                   </pic:nvPicPr>
                   <pic:blipFill>
-                    <a:blip r:embed="rId12">
-                      <a:extLst>
-                        <a:ext uri="{28A0092B-C50C-407E-A947-70E740481C1C}">
-                          <a14:useLocalDpi xmlns:a14="http://schemas.microsoft.com/office/drawing/2010/main" val="0"/>
-                        </a:ext>
-                      </a:extLst>
-                    </a:blip>
-                    <a:srcRect/>
+                    <a:blip r:embed="rId18"/>
                     <a:stretch>
                       <a:fillRect/>
                     </a:stretch>
                   </pic:blipFill>
-                  <pic:spPr bwMode="auto">
+                  <pic:spPr>
                     <a:xfrm>
                       <a:off x="0" y="0"/>
-                      <a:ext cx="6645910" cy="981075"/>
+                      <a:ext cx="3210373" cy="3181794"/>
                     </a:xfrm>
                     <a:prstGeom prst="rect">
                       <a:avLst/>
                     </a:prstGeom>
-                    <a:noFill/>
-                    <a:ln>
-                      <a:noFill/>
-                    </a:ln>
                   </pic:spPr>
                 </pic:pic>
               </a:graphicData>
@@ -2828,7 +2727,6 @@
               <w:pStyle w:val="PunktyTabela"/>
             </w:pPr>
             <w:r>
-              <w:lastRenderedPageBreak/>
               <w:t>Punkty:</w:t>
             </w:r>
           </w:p>
@@ -2871,6 +2769,7 @@
         <w:pStyle w:val="Zadanie"/>
       </w:pPr>
       <w:r>
+        <w:lastRenderedPageBreak/>
         <w:t>Wstaw zrzut ekranu obrazujący podział mapy rastrowej na puzzle:</w:t>
       </w:r>
     </w:p>
@@ -2888,10 +2787,10 @@
           <w:noProof/>
         </w:rPr>
         <w:drawing>
-          <wp:inline distT="0" distB="0" distL="0" distR="0" wp14:anchorId="07089ED5" wp14:editId="70C20E5E">
-            <wp:extent cx="6645910" cy="981075"/>
-            <wp:effectExtent l="0" t="0" r="2540" b="9525"/>
-            <wp:docPr id="315101157" name="Obraz 315101157"/>
+          <wp:inline distT="0" distB="0" distL="0" distR="0" wp14:anchorId="79ADC17E" wp14:editId="19E50592">
+            <wp:extent cx="3229426" cy="3219899"/>
+            <wp:effectExtent l="0" t="0" r="9525" b="0"/>
+            <wp:docPr id="1351804499" name="Obraz 1"/>
             <wp:cNvGraphicFramePr>
               <a:graphicFrameLocks xmlns:a="http://schemas.openxmlformats.org/drawingml/2006/main" noChangeAspect="1"/>
             </wp:cNvGraphicFramePr>
@@ -2899,36 +2798,23 @@
               <a:graphicData uri="http://schemas.openxmlformats.org/drawingml/2006/picture">
                 <pic:pic xmlns:pic="http://schemas.openxmlformats.org/drawingml/2006/picture">
                   <pic:nvPicPr>
-                    <pic:cNvPr id="0" name="Picture 1"/>
-                    <pic:cNvPicPr>
-                      <a:picLocks noChangeAspect="1" noChangeArrowheads="1"/>
-                    </pic:cNvPicPr>
+                    <pic:cNvPr id="1351804499" name=""/>
+                    <pic:cNvPicPr/>
                   </pic:nvPicPr>
                   <pic:blipFill>
-                    <a:blip r:embed="rId12">
-                      <a:extLst>
-                        <a:ext uri="{28A0092B-C50C-407E-A947-70E740481C1C}">
-                          <a14:useLocalDpi xmlns:a14="http://schemas.microsoft.com/office/drawing/2010/main" val="0"/>
-                        </a:ext>
-                      </a:extLst>
-                    </a:blip>
-                    <a:srcRect/>
+                    <a:blip r:embed="rId19"/>
                     <a:stretch>
                       <a:fillRect/>
                     </a:stretch>
                   </pic:blipFill>
-                  <pic:spPr bwMode="auto">
+                  <pic:spPr>
                     <a:xfrm>
                       <a:off x="0" y="0"/>
-                      <a:ext cx="6645910" cy="981075"/>
+                      <a:ext cx="3229426" cy="3219899"/>
                     </a:xfrm>
                     <a:prstGeom prst="rect">
                       <a:avLst/>
                     </a:prstGeom>
-                    <a:noFill/>
-                    <a:ln>
-                      <a:noFill/>
-                    </a:ln>
                   </pic:spPr>
                 </pic:pic>
               </a:graphicData>
@@ -3025,11 +2911,12 @@
         <w:rPr>
           <w:noProof/>
         </w:rPr>
+        <w:lastRenderedPageBreak/>
         <w:drawing>
-          <wp:inline distT="0" distB="0" distL="0" distR="0" wp14:anchorId="4BA3427B" wp14:editId="054DF6EE">
-            <wp:extent cx="3124200" cy="981075"/>
-            <wp:effectExtent l="0" t="0" r="0" b="9525"/>
-            <wp:docPr id="1170271852" name="Obraz 1170271852"/>
+          <wp:inline distT="0" distB="0" distL="0" distR="0" wp14:anchorId="31ACC43E" wp14:editId="6EECD512">
+            <wp:extent cx="4772025" cy="2300748"/>
+            <wp:effectExtent l="0" t="0" r="0" b="4445"/>
+            <wp:docPr id="2012463113" name="Obraz 1"/>
             <wp:cNvGraphicFramePr>
               <a:graphicFrameLocks xmlns:a="http://schemas.openxmlformats.org/drawingml/2006/main" noChangeAspect="1"/>
             </wp:cNvGraphicFramePr>
@@ -3037,36 +2924,23 @@
               <a:graphicData uri="http://schemas.openxmlformats.org/drawingml/2006/picture">
                 <pic:pic xmlns:pic="http://schemas.openxmlformats.org/drawingml/2006/picture">
                   <pic:nvPicPr>
-                    <pic:cNvPr id="0" name="Picture 1"/>
-                    <pic:cNvPicPr>
-                      <a:picLocks noChangeAspect="1" noChangeArrowheads="1"/>
-                    </pic:cNvPicPr>
+                    <pic:cNvPr id="2012463113" name=""/>
+                    <pic:cNvPicPr/>
                   </pic:nvPicPr>
                   <pic:blipFill>
-                    <a:blip r:embed="rId12">
-                      <a:extLst>
-                        <a:ext uri="{28A0092B-C50C-407E-A947-70E740481C1C}">
-                          <a14:useLocalDpi xmlns:a14="http://schemas.microsoft.com/office/drawing/2010/main" val="0"/>
-                        </a:ext>
-                      </a:extLst>
-                    </a:blip>
-                    <a:srcRect/>
+                    <a:blip r:embed="rId20"/>
                     <a:stretch>
                       <a:fillRect/>
                     </a:stretch>
                   </pic:blipFill>
-                  <pic:spPr bwMode="auto">
+                  <pic:spPr>
                     <a:xfrm>
                       <a:off x="0" y="0"/>
-                      <a:ext cx="3124200" cy="981075"/>
+                      <a:ext cx="4787698" cy="2308304"/>
                     </a:xfrm>
                     <a:prstGeom prst="rect">
                       <a:avLst/>
                     </a:prstGeom>
-                    <a:noFill/>
-                    <a:ln>
-                      <a:noFill/>
-                    </a:ln>
                   </pic:spPr>
                 </pic:pic>
               </a:graphicData>
@@ -3078,14 +2952,11 @@
         <w:t xml:space="preserve"> </w:t>
       </w:r>
       <w:r>
-        <w:rPr>
-          <w:noProof/>
-        </w:rPr>
         <w:drawing>
-          <wp:inline distT="0" distB="0" distL="0" distR="0" wp14:anchorId="782E0622" wp14:editId="18AE3DDD">
-            <wp:extent cx="3124200" cy="981075"/>
-            <wp:effectExtent l="0" t="0" r="0" b="9525"/>
-            <wp:docPr id="1245275258" name="Obraz 1245275258"/>
+          <wp:inline distT="0" distB="0" distL="0" distR="0" wp14:anchorId="428558DA" wp14:editId="77423CF8">
+            <wp:extent cx="4772025" cy="2334945"/>
+            <wp:effectExtent l="0" t="0" r="0" b="8255"/>
+            <wp:docPr id="1752835628" name="Obraz 1"/>
             <wp:cNvGraphicFramePr>
               <a:graphicFrameLocks xmlns:a="http://schemas.openxmlformats.org/drawingml/2006/main" noChangeAspect="1"/>
             </wp:cNvGraphicFramePr>
@@ -3093,36 +2964,23 @@
               <a:graphicData uri="http://schemas.openxmlformats.org/drawingml/2006/picture">
                 <pic:pic xmlns:pic="http://schemas.openxmlformats.org/drawingml/2006/picture">
                   <pic:nvPicPr>
-                    <pic:cNvPr id="0" name="Picture 1"/>
-                    <pic:cNvPicPr>
-                      <a:picLocks noChangeAspect="1" noChangeArrowheads="1"/>
-                    </pic:cNvPicPr>
+                    <pic:cNvPr id="1752835628" name=""/>
+                    <pic:cNvPicPr/>
                   </pic:nvPicPr>
                   <pic:blipFill>
-                    <a:blip r:embed="rId12">
-                      <a:extLst>
-                        <a:ext uri="{28A0092B-C50C-407E-A947-70E740481C1C}">
-                          <a14:useLocalDpi xmlns:a14="http://schemas.microsoft.com/office/drawing/2010/main" val="0"/>
-                        </a:ext>
-                      </a:extLst>
-                    </a:blip>
-                    <a:srcRect/>
+                    <a:blip r:embed="rId21"/>
                     <a:stretch>
                       <a:fillRect/>
                     </a:stretch>
                   </pic:blipFill>
-                  <pic:spPr bwMode="auto">
+                  <pic:spPr>
                     <a:xfrm>
                       <a:off x="0" y="0"/>
-                      <a:ext cx="3124200" cy="981075"/>
+                      <a:ext cx="4782176" cy="2339912"/>
                     </a:xfrm>
                     <a:prstGeom prst="rect">
                       <a:avLst/>
                     </a:prstGeom>
-                    <a:noFill/>
-                    <a:ln>
-                      <a:noFill/>
-                    </a:ln>
                   </pic:spPr>
                 </pic:pic>
               </a:graphicData>
@@ -3227,14 +3085,12 @@
         <w:pStyle w:val="Zadanie"/>
       </w:pPr>
       <w:r>
-        <w:rPr>
-          <w:noProof/>
-        </w:rPr>
+        <w:lastRenderedPageBreak/>
         <w:drawing>
-          <wp:inline distT="0" distB="0" distL="0" distR="0" wp14:anchorId="12A99597" wp14:editId="0EDC7F13">
-            <wp:extent cx="6645910" cy="981075"/>
-            <wp:effectExtent l="0" t="0" r="2540" b="9525"/>
-            <wp:docPr id="73305157" name="Obraz 73305157"/>
+          <wp:inline distT="0" distB="0" distL="0" distR="0" wp14:anchorId="76A45C26" wp14:editId="1A701877">
+            <wp:extent cx="6601746" cy="3219899"/>
+            <wp:effectExtent l="0" t="0" r="8890" b="0"/>
+            <wp:docPr id="1525324616" name="Obraz 1"/>
             <wp:cNvGraphicFramePr>
               <a:graphicFrameLocks xmlns:a="http://schemas.openxmlformats.org/drawingml/2006/main" noChangeAspect="1"/>
             </wp:cNvGraphicFramePr>
@@ -3242,36 +3098,23 @@
               <a:graphicData uri="http://schemas.openxmlformats.org/drawingml/2006/picture">
                 <pic:pic xmlns:pic="http://schemas.openxmlformats.org/drawingml/2006/picture">
                   <pic:nvPicPr>
-                    <pic:cNvPr id="0" name="Picture 1"/>
-                    <pic:cNvPicPr>
-                      <a:picLocks noChangeAspect="1" noChangeArrowheads="1"/>
-                    </pic:cNvPicPr>
+                    <pic:cNvPr id="1525324616" name=""/>
+                    <pic:cNvPicPr/>
                   </pic:nvPicPr>
                   <pic:blipFill>
-                    <a:blip r:embed="rId12">
-                      <a:extLst>
-                        <a:ext uri="{28A0092B-C50C-407E-A947-70E740481C1C}">
-                          <a14:useLocalDpi xmlns:a14="http://schemas.microsoft.com/office/drawing/2010/main" val="0"/>
-                        </a:ext>
-                      </a:extLst>
-                    </a:blip>
-                    <a:srcRect/>
+                    <a:blip r:embed="rId22"/>
                     <a:stretch>
                       <a:fillRect/>
                     </a:stretch>
                   </pic:blipFill>
-                  <pic:spPr bwMode="auto">
+                  <pic:spPr>
                     <a:xfrm>
                       <a:off x="0" y="0"/>
-                      <a:ext cx="6645910" cy="981075"/>
+                      <a:ext cx="6601746" cy="3219899"/>
                     </a:xfrm>
                     <a:prstGeom prst="rect">
                       <a:avLst/>
                     </a:prstGeom>
-                    <a:noFill/>
-                    <a:ln>
-                      <a:noFill/>
-                    </a:ln>
                   </pic:spPr>
                 </pic:pic>
               </a:graphicData>
@@ -3365,14 +3208,11 @@
         <w:pStyle w:val="Zadanie"/>
       </w:pPr>
       <w:r>
-        <w:rPr>
-          <w:noProof/>
-        </w:rPr>
         <w:drawing>
-          <wp:inline distT="0" distB="0" distL="0" distR="0" wp14:anchorId="656F7164" wp14:editId="7F5DE377">
-            <wp:extent cx="6645910" cy="981075"/>
+          <wp:inline distT="0" distB="0" distL="0" distR="0" wp14:anchorId="634A5829" wp14:editId="4B8FCBDF">
+            <wp:extent cx="6645910" cy="2981325"/>
             <wp:effectExtent l="0" t="0" r="2540" b="9525"/>
-            <wp:docPr id="615810408" name="Obraz 615810408"/>
+            <wp:docPr id="34916436" name="Obraz 1"/>
             <wp:cNvGraphicFramePr>
               <a:graphicFrameLocks xmlns:a="http://schemas.openxmlformats.org/drawingml/2006/main" noChangeAspect="1"/>
             </wp:cNvGraphicFramePr>
@@ -3380,36 +3220,23 @@
               <a:graphicData uri="http://schemas.openxmlformats.org/drawingml/2006/picture">
                 <pic:pic xmlns:pic="http://schemas.openxmlformats.org/drawingml/2006/picture">
                   <pic:nvPicPr>
-                    <pic:cNvPr id="0" name="Picture 1"/>
-                    <pic:cNvPicPr>
-                      <a:picLocks noChangeAspect="1" noChangeArrowheads="1"/>
-                    </pic:cNvPicPr>
+                    <pic:cNvPr id="34916436" name=""/>
+                    <pic:cNvPicPr/>
                   </pic:nvPicPr>
                   <pic:blipFill>
-                    <a:blip r:embed="rId12">
-                      <a:extLst>
-                        <a:ext uri="{28A0092B-C50C-407E-A947-70E740481C1C}">
-                          <a14:useLocalDpi xmlns:a14="http://schemas.microsoft.com/office/drawing/2010/main" val="0"/>
-                        </a:ext>
-                      </a:extLst>
-                    </a:blip>
-                    <a:srcRect/>
+                    <a:blip r:embed="rId23"/>
                     <a:stretch>
                       <a:fillRect/>
                     </a:stretch>
                   </pic:blipFill>
-                  <pic:spPr bwMode="auto">
+                  <pic:spPr>
                     <a:xfrm>
                       <a:off x="0" y="0"/>
-                      <a:ext cx="6645910" cy="981075"/>
+                      <a:ext cx="6645910" cy="2981325"/>
                     </a:xfrm>
                     <a:prstGeom prst="rect">
                       <a:avLst/>
                     </a:prstGeom>
-                    <a:noFill/>
-                    <a:ln>
-                      <a:noFill/>
-                    </a:ln>
                   </pic:spPr>
                 </pic:pic>
               </a:graphicData>
@@ -3490,6 +3317,7 @@
       </w:pPr>
       <w:bookmarkStart w:id="10" w:name="_Toc178021798"/>
       <w:r>
+        <w:lastRenderedPageBreak/>
         <w:t xml:space="preserve">Commit </w:t>
       </w:r>
       <w:proofErr w:type="spellStart"/>
@@ -3636,6 +3464,9 @@
       <w:pPr>
         <w:pStyle w:val="Zadanie"/>
       </w:pPr>
+      <w:r>
+        <w:t>https://github.com/Wojtuch566/Aplikacje-Internetowe-1/tree/lab-c</w:t>
+      </w:r>
     </w:p>
     <w:p>
       <w:pPr>
@@ -3644,7 +3475,7 @@
       <w:r>
         <w:t xml:space="preserve">…link, np. </w:t>
       </w:r>
-      <w:hyperlink r:id="rId13" w:history="1">
+      <w:hyperlink r:id="rId24" w:history="1">
         <w:r>
           <w:rPr>
             <w:rStyle w:val="Hipercze"/>
@@ -3723,9 +3554,9 @@
       </w:r>
     </w:p>
     <w:sectPr>
-      <w:headerReference w:type="default" r:id="rId14"/>
-      <w:footerReference w:type="default" r:id="rId15"/>
-      <w:footerReference w:type="first" r:id="rId16"/>
+      <w:headerReference w:type="default" r:id="rId25"/>
+      <w:footerReference w:type="default" r:id="rId26"/>
+      <w:footerReference w:type="first" r:id="rId27"/>
       <w:pgSz w:w="11906" w:h="16838"/>
       <w:pgMar w:top="720" w:right="720" w:bottom="720" w:left="720" w:header="708" w:footer="708" w:gutter="0"/>
       <w:cols w:space="708"/>
@@ -6345,6 +6176,10 @@
 </file>
 
 <file path=customXml/item1.xml><?xml version="1.0" encoding="utf-8"?>
+<b:Sources xmlns:b="http://schemas.openxmlformats.org/officeDocument/2006/bibliography" xmlns="http://schemas.openxmlformats.org/officeDocument/2006/bibliography" SelectedStyle="\APASixthEditionOfficeOnline.xsl" StyleName="APA" Version="6"/>
+</file>
+
+<file path=customXml/item2.xml><?xml version="1.0" encoding="utf-8"?>
 <ct:contentTypeSchema xmlns:ct="http://schemas.microsoft.com/office/2006/metadata/contentType" xmlns:ma="http://schemas.microsoft.com/office/2006/metadata/properties/metaAttributes" ct:_="" ma:_="" ma:contentTypeName="Dokument" ma:contentTypeID="0x0101001BC44405AC7C2C44B8020FC3397C08FA" ma:contentTypeVersion="5" ma:contentTypeDescription="Utwórz nowy dokument." ma:contentTypeScope="" ma:versionID="97cc567c797193b3bdbfde5bbb7e5f24">
   <xsd:schema xmlns:xsd="http://www.w3.org/2001/XMLSchema" xmlns:xs="http://www.w3.org/2001/XMLSchema" xmlns:p="http://schemas.microsoft.com/office/2006/metadata/properties" xmlns:ns2="39eae624-dce2-4ca1-9525-a899f2494d11" targetNamespace="http://schemas.microsoft.com/office/2006/metadata/properties" ma:root="true" ma:fieldsID="441f60f4a0ff9a3b9f81f00754db7456" ns2:_="">
     <xsd:import namespace="39eae624-dce2-4ca1-9525-a899f2494d11"/>
@@ -6494,19 +6329,7 @@
 </ct:contentTypeSchema>
 </file>
 
-<file path=customXml/item2.xml><?xml version="1.0" encoding="utf-8"?>
-<b:Sources xmlns:b="http://schemas.openxmlformats.org/officeDocument/2006/bibliography" xmlns="http://schemas.openxmlformats.org/officeDocument/2006/bibliography" SelectedStyle="\APASixthEditionOfficeOnline.xsl" StyleName="APA" Version="6"/>
-</file>
-
 <file path=customXml/item3.xml><?xml version="1.0" encoding="utf-8"?>
-<p:properties xmlns:p="http://schemas.microsoft.com/office/2006/metadata/properties" xmlns:xsi="http://www.w3.org/2001/XMLSchema-instance" xmlns:pc="http://schemas.microsoft.com/office/infopath/2007/PartnerControls">
-  <documentManagement>
-    <ReferenceId xmlns="39eae624-dce2-4ca1-9525-a899f2494d11" xsi:nil="true"/>
-  </documentManagement>
-</p:properties>
-</file>
-
-<file path=customXml/item4.xml><?xml version="1.0" encoding="utf-8"?>
 <?mso-contentType ?>
 <FormTemplates xmlns="http://schemas.microsoft.com/sharepoint/v3/contenttype/forms">
   <Display>DocumentLibraryForm</Display>
@@ -6515,7 +6338,23 @@
 </FormTemplates>
 </file>
 
+<file path=customXml/item4.xml><?xml version="1.0" encoding="utf-8"?>
+<p:properties xmlns:p="http://schemas.microsoft.com/office/2006/metadata/properties" xmlns:xsi="http://www.w3.org/2001/XMLSchema-instance" xmlns:pc="http://schemas.microsoft.com/office/infopath/2007/PartnerControls">
+  <documentManagement>
+    <ReferenceId xmlns="39eae624-dce2-4ca1-9525-a899f2494d11" xsi:nil="true"/>
+  </documentManagement>
+</p:properties>
+</file>
+
 <file path=customXml/itemProps1.xml><?xml version="1.0" encoding="utf-8"?>
+<ds:datastoreItem xmlns:ds="http://schemas.openxmlformats.org/officeDocument/2006/customXml" ds:itemID="{7D0AD95B-5C2D-47ED-95C0-987634CE19FD}">
+  <ds:schemaRefs>
+    <ds:schemaRef ds:uri="http://schemas.openxmlformats.org/officeDocument/2006/bibliography"/>
+  </ds:schemaRefs>
+</ds:datastoreItem>
+</file>
+
+<file path=customXml/itemProps2.xml><?xml version="1.0" encoding="utf-8"?>
 <ds:datastoreItem xmlns:ds="http://schemas.openxmlformats.org/officeDocument/2006/customXml" ds:itemID="{8E3A9B56-383F-482C-B8D8-F95B5C3DC374}">
   <ds:schemaRefs>
     <ds:schemaRef ds:uri="http://schemas.microsoft.com/office/2006/metadata/contentType"/>
@@ -6533,15 +6372,15 @@
 </ds:datastoreItem>
 </file>
 
-<file path=customXml/itemProps2.xml><?xml version="1.0" encoding="utf-8"?>
-<ds:datastoreItem xmlns:ds="http://schemas.openxmlformats.org/officeDocument/2006/customXml" ds:itemID="{7D0AD95B-5C2D-47ED-95C0-987634CE19FD}">
+<file path=customXml/itemProps3.xml><?xml version="1.0" encoding="utf-8"?>
+<ds:datastoreItem xmlns:ds="http://schemas.openxmlformats.org/officeDocument/2006/customXml" ds:itemID="{50A82A52-91DD-491F-8D96-D723D9EF320B}">
   <ds:schemaRefs>
-    <ds:schemaRef ds:uri="http://schemas.openxmlformats.org/officeDocument/2006/bibliography"/>
+    <ds:schemaRef ds:uri="http://schemas.microsoft.com/sharepoint/v3/contenttype/forms"/>
   </ds:schemaRefs>
 </ds:datastoreItem>
 </file>
 
-<file path=customXml/itemProps3.xml><?xml version="1.0" encoding="utf-8"?>
+<file path=customXml/itemProps4.xml><?xml version="1.0" encoding="utf-8"?>
 <ds:datastoreItem xmlns:ds="http://schemas.openxmlformats.org/officeDocument/2006/customXml" ds:itemID="{2CC663DD-AFDE-4915-90F7-A94BA88E1782}">
   <ds:schemaRefs>
     <ds:schemaRef ds:uri="http://schemas.microsoft.com/office/2006/metadata/properties"/>
@@ -6549,12 +6388,4 @@
     <ds:schemaRef ds:uri="39eae624-dce2-4ca1-9525-a899f2494d11"/>
   </ds:schemaRefs>
 </ds:datastoreItem>
-</file>
-
-<file path=customXml/itemProps4.xml><?xml version="1.0" encoding="utf-8"?>
-<ds:datastoreItem xmlns:ds="http://schemas.openxmlformats.org/officeDocument/2006/customXml" ds:itemID="{50A82A52-91DD-491F-8D96-D723D9EF320B}">
-  <ds:schemaRefs>
-    <ds:schemaRef ds:uri="http://schemas.microsoft.com/sharepoint/v3/contenttype/forms"/>
-  </ds:schemaRefs>
-</ds:datastoreItem>
 </file>